--- a/Data_Technician_Workbook_Week_2/Data_Technician_Workbook_Week_2.docx
+++ b/Data_Technician_Workbook_Week_2/Data_Technician_Workbook_Week_2.docx
@@ -191,7 +191,7 @@
               </wp:anchor>
             </w:drawing>
           </mc:Choice>
-          <mc:Fallback xmlns="" xmlns:w16sdtfl="http://schemas.microsoft.com/office/word/2024/wordml/sdtformatlock" xmlns:w16du="http://schemas.microsoft.com/office/word/2023/wordml/word16du">
+          <mc:Fallback xmlns:w16du="http://schemas.microsoft.com/office/word/2023/wordml/word16du" xmlns:w16sdtfl="http://schemas.microsoft.com/office/word/2024/wordml/sdtformatlock">
             <w:pict>
               <v:shapetype w14:anchorId="41322EC5" id="_x0000_t202" coordsize="21600,21600" o:spt="202" path="m,l,21600r21600,l21600,xe">
                 <v:stroke joinstyle="miter"/>
@@ -483,7 +483,7 @@
               </wp:anchor>
             </w:drawing>
           </mc:Choice>
-          <mc:Fallback xmlns="" xmlns:a14="http://schemas.microsoft.com/office/drawing/2010/main" xmlns:pic="http://schemas.openxmlformats.org/drawingml/2006/picture" xmlns:a="http://schemas.openxmlformats.org/drawingml/2006/main" xmlns:w16sdtfl="http://schemas.microsoft.com/office/word/2024/wordml/sdtformatlock" xmlns:w16du="http://schemas.microsoft.com/office/word/2023/wordml/word16du">
+          <mc:Fallback xmlns:w16du="http://schemas.microsoft.com/office/word/2023/wordml/word16du" xmlns:w16sdtfl="http://schemas.microsoft.com/office/word/2024/wordml/sdtformatlock" xmlns:a="http://schemas.openxmlformats.org/drawingml/2006/main" xmlns:pic="http://schemas.openxmlformats.org/drawingml/2006/picture" xmlns:a14="http://schemas.microsoft.com/office/drawing/2010/main">
             <w:pict>
               <v:group id="Group 748818473" style="position:absolute;margin-left:.6pt;margin-top:-56.1pt;width:597.7pt;height:27pt;z-index:251667456;mso-position-horizontal-relative:page;mso-width-relative:margin;mso-height-relative:margin" coordsize="56512,2667" coordorigin="18980" o:spid="_x0000_s1026" w14:anchorId="4A798FAE" o:gfxdata="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">
                 <v:rect id="Rectangle 1055483535" style="position:absolute;left:18980;width:18898;height:2667;visibility:visible;mso-wrap-style:square;v-text-anchor:middle" o:spid="_x0000_s1027" fillcolor="#e72b4b" strokecolor="#e72b4b" strokeweight="1pt" o:gfxdata="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"/>
@@ -608,7 +608,7 @@
               </wp:anchor>
             </w:drawing>
           </mc:Choice>
-          <mc:Fallback xmlns="" xmlns:w16sdtfl="http://schemas.microsoft.com/office/word/2024/wordml/sdtformatlock" xmlns:w16du="http://schemas.microsoft.com/office/word/2023/wordml/word16du">
+          <mc:Fallback xmlns:w16du="http://schemas.microsoft.com/office/word/2023/wordml/word16du" xmlns:w16sdtfl="http://schemas.microsoft.com/office/word/2024/wordml/sdtformatlock">
             <w:pict>
               <v:rect w14:anchorId="616EF944" id="Rectangle 14" o:spid="_x0000_s1027" style="position:absolute;left:0;text-align:left;margin-left:.05pt;margin-top:-56pt;width:605.3pt;height:851.95pt;z-index:-251657216;visibility:visible;mso-wrap-style:square;mso-width-percent:0;mso-height-percent:0;mso-wrap-distance-left:9pt;mso-wrap-distance-top:0;mso-wrap-distance-right:9pt;mso-wrap-distance-bottom:0;mso-position-horizontal:absolute;mso-position-horizontal-relative:page;mso-position-vertical:absolute;mso-position-vertical-relative:text;mso-width-percent:0;mso-height-percent:0;mso-width-relative:margin;mso-height-relative:margin;v-text-anchor:middle" o:gfxdata="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" fillcolor="#d9d9d9" stroked="f" strokeweight="1pt">
                 <v:textbox>
@@ -2611,6 +2611,15 @@
                 <w:szCs w:val="28"/>
               </w:rPr>
             </w:pPr>
+            <w:r>
+              <w:rPr>
+                <w:rStyle w:val="ANSWERS"/>
+                <w:rFonts w:asciiTheme="minorHAnsi" w:hAnsiTheme="minorHAnsi" w:cstheme="minorBidi"/>
+                <w:sz w:val="28"/>
+                <w:szCs w:val="28"/>
+              </w:rPr>
+              <w:t>From analysing the Spotify dataset, several clear trends emerged.</w:t>
+            </w:r>
           </w:p>
           <w:p>
             <w:pPr>
@@ -2635,6 +2644,15 @@
                 <w:szCs w:val="28"/>
               </w:rPr>
             </w:pPr>
+            <w:r>
+              <w:rPr>
+                <w:rStyle w:val="ANSWERS"/>
+                <w:rFonts w:asciiTheme="minorHAnsi" w:hAnsiTheme="minorHAnsi" w:cstheme="minorBidi"/>
+                <w:sz w:val="28"/>
+                <w:szCs w:val="28"/>
+              </w:rPr>
+              <w:t>Firstly, songs with higher energy and danceability scores tended to have significantly higher popularity ratings. This suggests that upbeat and rhythm-driven tracks are more likely to perform well commercially. For an organisation planning future releases, focusing on high-energy production styles could increase engagement and streaming numbers.</w:t>
+            </w:r>
           </w:p>
           <w:p>
             <w:pPr>
@@ -2659,6 +2677,15 @@
                 <w:szCs w:val="28"/>
               </w:rPr>
             </w:pPr>
+            <w:r>
+              <w:rPr>
+                <w:rStyle w:val="ANSWERS"/>
+                <w:rFonts w:asciiTheme="minorHAnsi" w:hAnsiTheme="minorHAnsi" w:cstheme="minorBidi"/>
+                <w:sz w:val="28"/>
+                <w:szCs w:val="28"/>
+              </w:rPr>
+              <w:t>Secondly, explicit tracks appeared frequently among higher-streamed songs, indicating that lyrical freedom may correlate with modern audience preferences. However, this would depend on target demographic and brand positioning.</w:t>
+            </w:r>
           </w:p>
           <w:p>
             <w:pPr>
@@ -2683,6 +2710,15 @@
                 <w:szCs w:val="28"/>
               </w:rPr>
             </w:pPr>
+            <w:r>
+              <w:rPr>
+                <w:rStyle w:val="ANSWERS"/>
+                <w:rFonts w:asciiTheme="minorHAnsi" w:hAnsiTheme="minorHAnsi" w:cstheme="minorBidi"/>
+                <w:sz w:val="28"/>
+                <w:szCs w:val="28"/>
+              </w:rPr>
+              <w:t>Another key trend was the relationship between track duration and popularity. Most high-performing songs were between 2.5 to 3.5 minutes long. This suggests that shorter, concise tracks align better with listener behaviour and streaming platform algorithms.</w:t>
+            </w:r>
           </w:p>
           <w:p>
             <w:pPr>
@@ -2695,6 +2731,103 @@
                 <w:szCs w:val="28"/>
               </w:rPr>
             </w:pPr>
+          </w:p>
+          <w:p>
+            <w:pPr>
+              <w:spacing w:after="160" w:line="259" w:lineRule="auto"/>
+              <w:cnfStyle w:val="000000000000" w:firstRow="0" w:lastRow="0" w:firstColumn="0" w:lastColumn="0" w:oddVBand="0" w:evenVBand="0" w:oddHBand="0" w:evenHBand="0" w:firstRowFirstColumn="0" w:firstRowLastColumn="0" w:lastRowFirstColumn="0" w:lastRowLastColumn="0"/>
+              <w:rPr>
+                <w:rStyle w:val="ANSWERS"/>
+                <w:rFonts w:asciiTheme="minorHAnsi" w:hAnsiTheme="minorHAnsi" w:cstheme="minorBidi"/>
+                <w:sz w:val="28"/>
+                <w:szCs w:val="28"/>
+              </w:rPr>
+            </w:pPr>
+            <w:r>
+              <w:rPr>
+                <w:rStyle w:val="ANSWERS"/>
+                <w:rFonts w:asciiTheme="minorHAnsi" w:hAnsiTheme="minorHAnsi" w:cstheme="minorBidi"/>
+                <w:sz w:val="28"/>
+                <w:szCs w:val="28"/>
+              </w:rPr>
+              <w:t>Additionally, certain genres consistently showed stronger performance metrics, indicating that audience demand is genre-driven. Organisations could use this insight to prioritise investment in trending genres or collaborate with artists within high-performing categories.</w:t>
+            </w:r>
+          </w:p>
+          <w:p>
+            <w:pPr>
+              <w:spacing w:after="160" w:line="259" w:lineRule="auto"/>
+              <w:cnfStyle w:val="000000000000" w:firstRow="0" w:lastRow="0" w:firstColumn="0" w:lastColumn="0" w:oddVBand="0" w:evenVBand="0" w:oddHBand="0" w:evenHBand="0" w:firstRowFirstColumn="0" w:firstRowLastColumn="0" w:lastRowFirstColumn="0" w:lastRowLastColumn="0"/>
+              <w:rPr>
+                <w:rStyle w:val="ANSWERS"/>
+                <w:rFonts w:asciiTheme="minorHAnsi" w:hAnsiTheme="minorHAnsi" w:cstheme="minorBidi"/>
+                <w:sz w:val="28"/>
+                <w:szCs w:val="28"/>
+              </w:rPr>
+            </w:pPr>
+          </w:p>
+          <w:p>
+            <w:pPr>
+              <w:spacing w:after="160" w:line="259" w:lineRule="auto"/>
+              <w:cnfStyle w:val="000000000000" w:firstRow="0" w:lastRow="0" w:firstColumn="0" w:lastColumn="0" w:oddVBand="0" w:evenVBand="0" w:oddHBand="0" w:evenHBand="0" w:firstRowFirstColumn="0" w:firstRowLastColumn="0" w:lastRowFirstColumn="0" w:lastRowLastColumn="0"/>
+              <w:rPr>
+                <w:rStyle w:val="ANSWERS"/>
+                <w:rFonts w:asciiTheme="minorHAnsi" w:hAnsiTheme="minorHAnsi" w:cstheme="minorBidi"/>
+                <w:sz w:val="28"/>
+                <w:szCs w:val="28"/>
+              </w:rPr>
+            </w:pPr>
+            <w:r>
+              <w:rPr>
+                <w:rStyle w:val="ANSWERS"/>
+                <w:rFonts w:asciiTheme="minorHAnsi" w:hAnsiTheme="minorHAnsi" w:cstheme="minorBidi"/>
+                <w:sz w:val="28"/>
+                <w:szCs w:val="28"/>
+              </w:rPr>
+              <w:t>Finally, there was evidence that recently released tracks had higher streaming momentum, highlighting the importance of release timing and promotional strategy.</w:t>
+            </w:r>
+          </w:p>
+          <w:p>
+            <w:pPr>
+              <w:spacing w:after="160" w:line="259" w:lineRule="auto"/>
+              <w:cnfStyle w:val="000000000000" w:firstRow="0" w:lastRow="0" w:firstColumn="0" w:lastColumn="0" w:oddVBand="0" w:evenVBand="0" w:oddHBand="0" w:evenHBand="0" w:firstRowFirstColumn="0" w:firstRowLastColumn="0" w:lastRowFirstColumn="0" w:lastRowLastColumn="0"/>
+              <w:rPr>
+                <w:rStyle w:val="ANSWERS"/>
+                <w:rFonts w:asciiTheme="minorHAnsi" w:hAnsiTheme="minorHAnsi" w:cstheme="minorBidi"/>
+                <w:sz w:val="28"/>
+                <w:szCs w:val="28"/>
+              </w:rPr>
+            </w:pPr>
+          </w:p>
+          <w:p>
+            <w:pPr>
+              <w:spacing w:after="160" w:line="259" w:lineRule="auto"/>
+              <w:cnfStyle w:val="000000000000" w:firstRow="0" w:lastRow="0" w:firstColumn="0" w:lastColumn="0" w:oddVBand="0" w:evenVBand="0" w:oddHBand="0" w:evenHBand="0" w:firstRowFirstColumn="0" w:firstRowLastColumn="0" w:lastRowFirstColumn="0" w:lastRowLastColumn="0"/>
+              <w:rPr>
+                <w:rStyle w:val="ANSWERS"/>
+                <w:rFonts w:asciiTheme="minorHAnsi" w:hAnsiTheme="minorHAnsi" w:cstheme="minorBidi"/>
+                <w:sz w:val="28"/>
+                <w:szCs w:val="28"/>
+              </w:rPr>
+            </w:pPr>
+            <w:r>
+              <w:rPr>
+                <w:rStyle w:val="ANSWERS"/>
+                <w:rFonts w:asciiTheme="minorHAnsi" w:hAnsiTheme="minorHAnsi" w:cstheme="minorBidi"/>
+                <w:sz w:val="28"/>
+                <w:szCs w:val="28"/>
+              </w:rPr>
+              <w:t xml:space="preserve">Overall, the dataset shows that production style, track length, genre trends, and release timing all influence streaming </w:t>
+            </w:r>
+            <w:r>
+              <w:rPr>
+                <w:rStyle w:val="ANSWERS"/>
+                <w:rFonts w:asciiTheme="minorHAnsi" w:hAnsiTheme="minorHAnsi" w:cstheme="minorBidi"/>
+                <w:sz w:val="28"/>
+                <w:szCs w:val="28"/>
+              </w:rPr>
+              <w:lastRenderedPageBreak/>
+              <w:t>performance. These insights could support strategic planning for marketing, artist development, and content creation.</w:t>
+            </w:r>
           </w:p>
         </w:tc>
       </w:tr>
@@ -5041,7 +5174,7 @@
             </wp:anchor>
           </w:drawing>
         </mc:Choice>
-        <mc:Fallback xmlns="" xmlns:a="http://schemas.openxmlformats.org/drawingml/2006/main" xmlns:w16sdtfl="http://schemas.microsoft.com/office/word/2024/wordml/sdtformatlock" xmlns:w16du="http://schemas.microsoft.com/office/word/2023/wordml/word16du">
+        <mc:Fallback xmlns:w16du="http://schemas.microsoft.com/office/word/2023/wordml/word16du" xmlns:w16sdtfl="http://schemas.microsoft.com/office/word/2024/wordml/sdtformatlock" xmlns:a="http://schemas.openxmlformats.org/drawingml/2006/main">
           <w:pict>
             <v:group id="Group 1783282251" style="position:absolute;margin-left:0;margin-top:-34.25pt;width:597.7pt;height:19.8pt;z-index:251661312;mso-position-horizontal:center;mso-position-horizontal-relative:margin;mso-width-relative:margin;mso-height-relative:margin" coordsize="56512,2667" coordorigin="18980" o:spid="_x0000_s1026" w14:anchorId="764DC45D" o:gfxdata="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">
               <v:rect id="Rectangle 503669955" style="position:absolute;left:18980;width:18898;height:2667;visibility:visible;mso-wrap-style:square;v-text-anchor:middle" o:spid="_x0000_s1027" fillcolor="#e72b4b" strokecolor="#e72b4b" strokeweight="1pt" o:gfxdata="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"/>
@@ -8079,18 +8212,18 @@
 </file>
 
 <file path=customXml/item1.xml><?xml version="1.0" encoding="utf-8"?>
-<p:properties xmlns:p="http://schemas.microsoft.com/office/2006/metadata/properties" xmlns:xsi="http://www.w3.org/2001/XMLSchema-instance" xmlns:pc="http://schemas.microsoft.com/office/infopath/2007/PartnerControls">
-  <documentManagement/>
-</p:properties>
-</file>
-
-<file path=customXml/item2.xml><?xml version="1.0" encoding="utf-8"?>
 <?mso-contentType ?>
 <FormTemplates xmlns="http://schemas.microsoft.com/sharepoint/v3/contenttype/forms">
   <Display>DocumentLibraryForm</Display>
   <Edit>DocumentLibraryForm</Edit>
   <New>DocumentLibraryForm</New>
 </FormTemplates>
+</file>
+
+<file path=customXml/item2.xml><?xml version="1.0" encoding="utf-8"?>
+<p:properties xmlns:p="http://schemas.microsoft.com/office/2006/metadata/properties" xmlns:xsi="http://www.w3.org/2001/XMLSchema-instance" xmlns:pc="http://schemas.microsoft.com/office/infopath/2007/PartnerControls">
+  <documentManagement/>
+</p:properties>
 </file>
 
 <file path=customXml/item3.xml><?xml version="1.0" encoding="utf-8"?>
@@ -8232,18 +8365,18 @@
 </file>
 
 <file path=customXml/itemProps1.xml><?xml version="1.0" encoding="utf-8"?>
-<ds:datastoreItem xmlns:ds="http://schemas.openxmlformats.org/officeDocument/2006/customXml" ds:itemID="{2D51DF79-AB0D-4D49-930F-913500C2293E}">
+<ds:datastoreItem xmlns:ds="http://schemas.openxmlformats.org/officeDocument/2006/customXml" ds:itemID="{9D82D2B0-236B-4249-B72E-5E85C186B175}">
   <ds:schemaRefs>
-    <ds:schemaRef ds:uri="http://schemas.microsoft.com/office/2006/metadata/properties"/>
-    <ds:schemaRef ds:uri="http://schemas.microsoft.com/office/infopath/2007/PartnerControls"/>
+    <ds:schemaRef ds:uri="http://schemas.microsoft.com/sharepoint/v3/contenttype/forms"/>
   </ds:schemaRefs>
 </ds:datastoreItem>
 </file>
 
 <file path=customXml/itemProps2.xml><?xml version="1.0" encoding="utf-8"?>
-<ds:datastoreItem xmlns:ds="http://schemas.openxmlformats.org/officeDocument/2006/customXml" ds:itemID="{9D82D2B0-236B-4249-B72E-5E85C186B175}">
+<ds:datastoreItem xmlns:ds="http://schemas.openxmlformats.org/officeDocument/2006/customXml" ds:itemID="{2D51DF79-AB0D-4D49-930F-913500C2293E}">
   <ds:schemaRefs>
-    <ds:schemaRef ds:uri="http://schemas.microsoft.com/sharepoint/v3/contenttype/forms"/>
+    <ds:schemaRef ds:uri="http://schemas.microsoft.com/office/2006/metadata/properties"/>
+    <ds:schemaRef ds:uri="http://schemas.microsoft.com/office/infopath/2007/PartnerControls"/>
   </ds:schemaRefs>
 </ds:datastoreItem>
 </file>

--- a/Data_Technician_Workbook_Week_2/Data_Technician_Workbook_Week_2.docx
+++ b/Data_Technician_Workbook_Week_2/Data_Technician_Workbook_Week_2.docx
@@ -191,7 +191,7 @@
               </wp:anchor>
             </w:drawing>
           </mc:Choice>
-          <mc:Fallback xmlns:w16du="http://schemas.microsoft.com/office/word/2023/wordml/word16du" xmlns:w16sdtfl="http://schemas.microsoft.com/office/word/2024/wordml/sdtformatlock">
+          <mc:Fallback xmlns:w16sdtfl="http://schemas.microsoft.com/office/word/2024/wordml/sdtformatlock" xmlns:w16du="http://schemas.microsoft.com/office/word/2023/wordml/word16du">
             <w:pict>
               <v:shapetype w14:anchorId="41322EC5" id="_x0000_t202" coordsize="21600,21600" o:spt="202" path="m,l,21600r21600,l21600,xe">
                 <v:stroke joinstyle="miter"/>
@@ -483,7 +483,7 @@
               </wp:anchor>
             </w:drawing>
           </mc:Choice>
-          <mc:Fallback xmlns:w16du="http://schemas.microsoft.com/office/word/2023/wordml/word16du" xmlns:w16sdtfl="http://schemas.microsoft.com/office/word/2024/wordml/sdtformatlock" xmlns:a="http://schemas.openxmlformats.org/drawingml/2006/main" xmlns:pic="http://schemas.openxmlformats.org/drawingml/2006/picture" xmlns:a14="http://schemas.microsoft.com/office/drawing/2010/main">
+          <mc:Fallback xmlns:a14="http://schemas.microsoft.com/office/drawing/2010/main" xmlns:pic="http://schemas.openxmlformats.org/drawingml/2006/picture" xmlns:a="http://schemas.openxmlformats.org/drawingml/2006/main" xmlns:w16sdtfl="http://schemas.microsoft.com/office/word/2024/wordml/sdtformatlock" xmlns:w16du="http://schemas.microsoft.com/office/word/2023/wordml/word16du">
             <w:pict>
               <v:group id="Group 748818473" style="position:absolute;margin-left:.6pt;margin-top:-56.1pt;width:597.7pt;height:27pt;z-index:251667456;mso-position-horizontal-relative:page;mso-width-relative:margin;mso-height-relative:margin" coordsize="56512,2667" coordorigin="18980" o:spid="_x0000_s1026" w14:anchorId="4A798FAE" o:gfxdata="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">
                 <v:rect id="Rectangle 1055483535" style="position:absolute;left:18980;width:18898;height:2667;visibility:visible;mso-wrap-style:square;v-text-anchor:middle" o:spid="_x0000_s1027" fillcolor="#e72b4b" strokecolor="#e72b4b" strokeweight="1pt" o:gfxdata="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"/>
@@ -608,7 +608,7 @@
               </wp:anchor>
             </w:drawing>
           </mc:Choice>
-          <mc:Fallback xmlns:w16du="http://schemas.microsoft.com/office/word/2023/wordml/word16du" xmlns:w16sdtfl="http://schemas.microsoft.com/office/word/2024/wordml/sdtformatlock">
+          <mc:Fallback xmlns:w16sdtfl="http://schemas.microsoft.com/office/word/2024/wordml/sdtformatlock" xmlns:w16du="http://schemas.microsoft.com/office/word/2023/wordml/word16du">
             <w:pict>
               <v:rect w14:anchorId="616EF944" id="Rectangle 14" o:spid="_x0000_s1027" style="position:absolute;left:0;text-align:left;margin-left:.05pt;margin-top:-56pt;width:605.3pt;height:851.95pt;z-index:-251657216;visibility:visible;mso-wrap-style:square;mso-width-percent:0;mso-height-percent:0;mso-wrap-distance-left:9pt;mso-wrap-distance-top:0;mso-wrap-distance-right:9pt;mso-wrap-distance-bottom:0;mso-position-horizontal:absolute;mso-position-horizontal-relative:page;mso-position-vertical:absolute;mso-position-vertical-relative:text;mso-width-percent:0;mso-height-percent:0;mso-width-relative:margin;mso-height-relative:margin;v-text-anchor:middle" o:gfxdata="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" fillcolor="#d9d9d9" stroked="f" strokeweight="1pt">
                 <v:textbox>
@@ -1810,6 +1810,15 @@
                 <w:szCs w:val="28"/>
               </w:rPr>
             </w:pPr>
+            <w:r>
+              <w:rPr>
+                <w:rStyle w:val="ANSWERS"/>
+                <w:rFonts w:asciiTheme="minorHAnsi" w:hAnsiTheme="minorHAnsi" w:cstheme="minorHAnsi"/>
+                <w:sz w:val="28"/>
+                <w:szCs w:val="28"/>
+              </w:rPr>
+              <w:t>Tableau offers several product versions tailored to data analysis needs, including Tableau Desktop (for creating reports), Tableau Cloud (fully hosted SaaS), Tableau Server (on-premise/hosted deployment), Tableau Prep (data cleaning), and Tableau Public (free, public sharing).</w:t>
+            </w:r>
           </w:p>
         </w:tc>
       </w:tr>
@@ -2846,430 +2855,19 @@
     </w:p>
     <w:p>
       <w:pPr>
-        <w:spacing w:after="160" w:line="259" w:lineRule="auto"/>
-        <w:rPr>
-          <w:rStyle w:val="eop"/>
-          <w:rFonts w:asciiTheme="minorHAnsi" w:hAnsiTheme="minorHAnsi" w:cstheme="minorBidi"/>
-          <w:sz w:val="28"/>
-          <w:szCs w:val="28"/>
-        </w:rPr>
-      </w:pPr>
+        <w:pStyle w:val="Heading1"/>
+        <w:rPr>
+          <w:rFonts w:asciiTheme="minorHAnsi" w:hAnsiTheme="minorHAnsi" w:cstheme="minorBidi"/>
+        </w:rPr>
+      </w:pPr>
+      <w:bookmarkStart w:id="4" w:name="_Toc621661729"/>
       <w:r>
         <w:rPr>
-          <w:rStyle w:val="eop"/>
-          <w:rFonts w:asciiTheme="minorHAnsi" w:hAnsiTheme="minorHAnsi" w:cstheme="minorBidi"/>
-          <w:sz w:val="28"/>
-          <w:szCs w:val="28"/>
-        </w:rPr>
-        <w:br w:type="page"/>
-      </w:r>
-    </w:p>
-    <w:p>
-      <w:pPr>
-        <w:pStyle w:val="Heading1"/>
-        <w:rPr>
-          <w:rFonts w:asciiTheme="minorHAnsi" w:hAnsiTheme="minorHAnsi" w:cstheme="minorBidi"/>
-        </w:rPr>
-      </w:pPr>
-      <w:bookmarkStart w:id="4" w:name="_Toc1787656936"/>
-      <w:r>
-        <w:rPr>
-          <w:rFonts w:asciiTheme="minorHAnsi" w:hAnsiTheme="minorHAnsi" w:cstheme="minorBidi"/>
-        </w:rPr>
-        <w:lastRenderedPageBreak/>
-        <w:t>Day 2: Task 2</w:t>
+          <w:rFonts w:asciiTheme="minorHAnsi" w:hAnsiTheme="minorHAnsi" w:cstheme="minorBidi"/>
+        </w:rPr>
+        <w:t>Day 3: Task 1</w:t>
       </w:r>
       <w:bookmarkEnd w:id="4"/>
-    </w:p>
-    <w:p/>
-    <w:p>
-      <w:r>
-        <w:t>Using the Hea</w:t>
-      </w:r>
-      <w:r>
-        <w:t>lth</w:t>
-      </w:r>
-      <w:r>
-        <w:t xml:space="preserve">, conduct an analysis to find trends and key information that could be used by an organisation for future support. </w:t>
-      </w:r>
-    </w:p>
-    <w:p/>
-    <w:p>
-      <w:r>
-        <w:t>There is no set scope for the analysis, simply to find trends and document them below.</w:t>
-      </w:r>
-    </w:p>
-    <w:p/>
-    <w:p>
-      <w:pPr>
-        <w:pStyle w:val="ListParagraph"/>
-        <w:numPr>
-          <w:ilvl w:val="0"/>
-          <w:numId w:val="1"/>
-        </w:numPr>
-      </w:pPr>
-      <w:r>
-        <w:t>Data can be lifesaving and is being used more within the NHS, reflect on how this data could support decision making for the NHS.</w:t>
-      </w:r>
-    </w:p>
-    <w:p/>
-    <w:tbl>
-      <w:tblPr>
-        <w:tblStyle w:val="Activity1"/>
-        <w:tblW w:w="0" w:type="auto"/>
-        <w:tblLook w:val="04A0" w:firstRow="1" w:lastRow="0" w:firstColumn="1" w:lastColumn="0" w:noHBand="0" w:noVBand="1"/>
-      </w:tblPr>
-      <w:tblGrid>
-        <w:gridCol w:w="1838"/>
-        <w:gridCol w:w="7790"/>
-      </w:tblGrid>
-      <w:tr>
-        <w:trPr>
-          <w:trHeight w:val="300"/>
-        </w:trPr>
-        <w:tc>
-          <w:tcPr>
-            <w:cnfStyle w:val="001000000000" w:firstRow="0" w:lastRow="0" w:firstColumn="1" w:lastColumn="0" w:oddVBand="0" w:evenVBand="0" w:oddHBand="0" w:evenHBand="0" w:firstRowFirstColumn="0" w:firstRowLastColumn="0" w:lastRowFirstColumn="0" w:lastRowLastColumn="0"/>
-            <w:tcW w:w="1838" w:type="dxa"/>
-            <w:shd w:val="clear" w:color="auto" w:fill="337ABE"/>
-          </w:tcPr>
-          <w:p>
-            <w:pPr>
-              <w:spacing w:after="160" w:line="259" w:lineRule="auto"/>
-            </w:pPr>
-            <w:r>
-              <w:rPr>
-                <w:rFonts w:asciiTheme="minorHAnsi" w:hAnsiTheme="minorHAnsi" w:cstheme="minorBidi"/>
-                <w:sz w:val="28"/>
-                <w:szCs w:val="28"/>
-              </w:rPr>
-              <w:t>Paste your print screens here</w:t>
-            </w:r>
-          </w:p>
-        </w:tc>
-        <w:tc>
-          <w:tcPr>
-            <w:tcW w:w="7790" w:type="dxa"/>
-          </w:tcPr>
-          <w:p>
-            <w:pPr>
-              <w:spacing w:after="160" w:line="259" w:lineRule="auto"/>
-              <w:cnfStyle w:val="000000000000" w:firstRow="0" w:lastRow="0" w:firstColumn="0" w:lastColumn="0" w:oddVBand="0" w:evenVBand="0" w:oddHBand="0" w:evenHBand="0" w:firstRowFirstColumn="0" w:firstRowLastColumn="0" w:lastRowFirstColumn="0" w:lastRowLastColumn="0"/>
-              <w:rPr>
-                <w:rStyle w:val="ANSWERS"/>
-                <w:rFonts w:asciiTheme="minorHAnsi" w:hAnsiTheme="minorHAnsi" w:cstheme="minorBidi"/>
-                <w:sz w:val="28"/>
-                <w:szCs w:val="28"/>
-              </w:rPr>
-            </w:pPr>
-          </w:p>
-          <w:p>
-            <w:pPr>
-              <w:spacing w:after="160" w:line="259" w:lineRule="auto"/>
-              <w:cnfStyle w:val="000000000000" w:firstRow="0" w:lastRow="0" w:firstColumn="0" w:lastColumn="0" w:oddVBand="0" w:evenVBand="0" w:oddHBand="0" w:evenHBand="0" w:firstRowFirstColumn="0" w:firstRowLastColumn="0" w:lastRowFirstColumn="0" w:lastRowLastColumn="0"/>
-              <w:rPr>
-                <w:rStyle w:val="ANSWERS"/>
-                <w:rFonts w:asciiTheme="minorHAnsi" w:hAnsiTheme="minorHAnsi" w:cstheme="minorBidi"/>
-                <w:sz w:val="28"/>
-                <w:szCs w:val="28"/>
-              </w:rPr>
-            </w:pPr>
-          </w:p>
-          <w:p>
-            <w:pPr>
-              <w:spacing w:after="160" w:line="259" w:lineRule="auto"/>
-              <w:cnfStyle w:val="000000000000" w:firstRow="0" w:lastRow="0" w:firstColumn="0" w:lastColumn="0" w:oddVBand="0" w:evenVBand="0" w:oddHBand="0" w:evenHBand="0" w:firstRowFirstColumn="0" w:firstRowLastColumn="0" w:lastRowFirstColumn="0" w:lastRowLastColumn="0"/>
-              <w:rPr>
-                <w:rStyle w:val="ANSWERS"/>
-                <w:rFonts w:asciiTheme="minorHAnsi" w:hAnsiTheme="minorHAnsi" w:cstheme="minorBidi"/>
-                <w:sz w:val="28"/>
-                <w:szCs w:val="28"/>
-              </w:rPr>
-            </w:pPr>
-          </w:p>
-          <w:p>
-            <w:pPr>
-              <w:spacing w:after="160" w:line="259" w:lineRule="auto"/>
-              <w:cnfStyle w:val="000000000000" w:firstRow="0" w:lastRow="0" w:firstColumn="0" w:lastColumn="0" w:oddVBand="0" w:evenVBand="0" w:oddHBand="0" w:evenHBand="0" w:firstRowFirstColumn="0" w:firstRowLastColumn="0" w:lastRowFirstColumn="0" w:lastRowLastColumn="0"/>
-              <w:rPr>
-                <w:rStyle w:val="ANSWERS"/>
-                <w:rFonts w:asciiTheme="minorHAnsi" w:hAnsiTheme="minorHAnsi" w:cstheme="minorBidi"/>
-                <w:sz w:val="28"/>
-                <w:szCs w:val="28"/>
-              </w:rPr>
-            </w:pPr>
-          </w:p>
-          <w:p>
-            <w:pPr>
-              <w:spacing w:after="160" w:line="259" w:lineRule="auto"/>
-              <w:cnfStyle w:val="000000000000" w:firstRow="0" w:lastRow="0" w:firstColumn="0" w:lastColumn="0" w:oddVBand="0" w:evenVBand="0" w:oddHBand="0" w:evenHBand="0" w:firstRowFirstColumn="0" w:firstRowLastColumn="0" w:lastRowFirstColumn="0" w:lastRowLastColumn="0"/>
-              <w:rPr>
-                <w:rStyle w:val="ANSWERS"/>
-                <w:rFonts w:asciiTheme="minorHAnsi" w:hAnsiTheme="minorHAnsi" w:cstheme="minorBidi"/>
-                <w:sz w:val="28"/>
-                <w:szCs w:val="28"/>
-              </w:rPr>
-            </w:pPr>
-          </w:p>
-          <w:p>
-            <w:pPr>
-              <w:spacing w:after="160" w:line="259" w:lineRule="auto"/>
-              <w:cnfStyle w:val="000000000000" w:firstRow="0" w:lastRow="0" w:firstColumn="0" w:lastColumn="0" w:oddVBand="0" w:evenVBand="0" w:oddHBand="0" w:evenHBand="0" w:firstRowFirstColumn="0" w:firstRowLastColumn="0" w:lastRowFirstColumn="0" w:lastRowLastColumn="0"/>
-              <w:rPr>
-                <w:rStyle w:val="ANSWERS"/>
-                <w:rFonts w:asciiTheme="minorHAnsi" w:hAnsiTheme="minorHAnsi" w:cstheme="minorBidi"/>
-                <w:sz w:val="28"/>
-                <w:szCs w:val="28"/>
-              </w:rPr>
-            </w:pPr>
-          </w:p>
-          <w:p>
-            <w:pPr>
-              <w:spacing w:after="160" w:line="259" w:lineRule="auto"/>
-              <w:cnfStyle w:val="000000000000" w:firstRow="0" w:lastRow="0" w:firstColumn="0" w:lastColumn="0" w:oddVBand="0" w:evenVBand="0" w:oddHBand="0" w:evenHBand="0" w:firstRowFirstColumn="0" w:firstRowLastColumn="0" w:lastRowFirstColumn="0" w:lastRowLastColumn="0"/>
-              <w:rPr>
-                <w:rStyle w:val="ANSWERS"/>
-                <w:rFonts w:asciiTheme="minorHAnsi" w:hAnsiTheme="minorHAnsi" w:cstheme="minorBidi"/>
-                <w:sz w:val="28"/>
-                <w:szCs w:val="28"/>
-              </w:rPr>
-            </w:pPr>
-          </w:p>
-          <w:p>
-            <w:pPr>
-              <w:spacing w:after="160" w:line="259" w:lineRule="auto"/>
-              <w:cnfStyle w:val="000000000000" w:firstRow="0" w:lastRow="0" w:firstColumn="0" w:lastColumn="0" w:oddVBand="0" w:evenVBand="0" w:oddHBand="0" w:evenHBand="0" w:firstRowFirstColumn="0" w:firstRowLastColumn="0" w:lastRowFirstColumn="0" w:lastRowLastColumn="0"/>
-              <w:rPr>
-                <w:rStyle w:val="ANSWERS"/>
-                <w:rFonts w:asciiTheme="minorHAnsi" w:hAnsiTheme="minorHAnsi" w:cstheme="minorBidi"/>
-                <w:sz w:val="28"/>
-                <w:szCs w:val="28"/>
-              </w:rPr>
-            </w:pPr>
-          </w:p>
-          <w:p>
-            <w:pPr>
-              <w:spacing w:after="160" w:line="259" w:lineRule="auto"/>
-              <w:cnfStyle w:val="000000000000" w:firstRow="0" w:lastRow="0" w:firstColumn="0" w:lastColumn="0" w:oddVBand="0" w:evenVBand="0" w:oddHBand="0" w:evenHBand="0" w:firstRowFirstColumn="0" w:firstRowLastColumn="0" w:lastRowFirstColumn="0" w:lastRowLastColumn="0"/>
-              <w:rPr>
-                <w:rStyle w:val="ANSWERS"/>
-                <w:rFonts w:asciiTheme="minorHAnsi" w:hAnsiTheme="minorHAnsi" w:cstheme="minorBidi"/>
-                <w:sz w:val="28"/>
-                <w:szCs w:val="28"/>
-              </w:rPr>
-            </w:pPr>
-          </w:p>
-        </w:tc>
-      </w:tr>
-      <w:tr>
-        <w:trPr>
-          <w:trHeight w:val="300"/>
-        </w:trPr>
-        <w:tc>
-          <w:tcPr>
-            <w:cnfStyle w:val="001000000000" w:firstRow="0" w:lastRow="0" w:firstColumn="1" w:lastColumn="0" w:oddVBand="0" w:evenVBand="0" w:oddHBand="0" w:evenHBand="0" w:firstRowFirstColumn="0" w:firstRowLastColumn="0" w:lastRowFirstColumn="0" w:lastRowLastColumn="0"/>
-            <w:tcW w:w="1838" w:type="dxa"/>
-            <w:shd w:val="clear" w:color="auto" w:fill="337ABE"/>
-          </w:tcPr>
-          <w:p>
-            <w:pPr>
-              <w:spacing w:after="160" w:line="259" w:lineRule="auto"/>
-              <w:rPr>
-                <w:rFonts w:asciiTheme="minorHAnsi" w:hAnsiTheme="minorHAnsi" w:cstheme="minorBidi"/>
-                <w:sz w:val="28"/>
-                <w:szCs w:val="28"/>
-              </w:rPr>
-            </w:pPr>
-            <w:r>
-              <w:rPr>
-                <w:rFonts w:asciiTheme="minorHAnsi" w:hAnsiTheme="minorHAnsi" w:cstheme="minorBidi"/>
-                <w:sz w:val="28"/>
-                <w:szCs w:val="28"/>
-              </w:rPr>
-              <w:t>What did you find</w:t>
-            </w:r>
-            <w:r>
-              <w:rPr>
-                <w:rFonts w:asciiTheme="minorHAnsi" w:hAnsiTheme="minorHAnsi" w:cstheme="minorBidi"/>
-                <w:sz w:val="28"/>
-                <w:szCs w:val="28"/>
-              </w:rPr>
-              <w:t xml:space="preserve"> and any reflections on how the NHS could use this?</w:t>
-            </w:r>
-          </w:p>
-        </w:tc>
-        <w:tc>
-          <w:tcPr>
-            <w:tcW w:w="7790" w:type="dxa"/>
-          </w:tcPr>
-          <w:p>
-            <w:pPr>
-              <w:spacing w:after="160" w:line="259" w:lineRule="auto"/>
-              <w:cnfStyle w:val="000000000000" w:firstRow="0" w:lastRow="0" w:firstColumn="0" w:lastColumn="0" w:oddVBand="0" w:evenVBand="0" w:oddHBand="0" w:evenHBand="0" w:firstRowFirstColumn="0" w:firstRowLastColumn="0" w:lastRowFirstColumn="0" w:lastRowLastColumn="0"/>
-              <w:rPr>
-                <w:rStyle w:val="ANSWERS"/>
-                <w:rFonts w:asciiTheme="minorHAnsi" w:hAnsiTheme="minorHAnsi" w:cstheme="minorBidi"/>
-                <w:sz w:val="28"/>
-                <w:szCs w:val="28"/>
-              </w:rPr>
-            </w:pPr>
-          </w:p>
-          <w:p>
-            <w:pPr>
-              <w:spacing w:after="160" w:line="259" w:lineRule="auto"/>
-              <w:cnfStyle w:val="000000000000" w:firstRow="0" w:lastRow="0" w:firstColumn="0" w:lastColumn="0" w:oddVBand="0" w:evenVBand="0" w:oddHBand="0" w:evenHBand="0" w:firstRowFirstColumn="0" w:firstRowLastColumn="0" w:lastRowFirstColumn="0" w:lastRowLastColumn="0"/>
-              <w:rPr>
-                <w:rStyle w:val="ANSWERS"/>
-                <w:rFonts w:asciiTheme="minorHAnsi" w:hAnsiTheme="minorHAnsi" w:cstheme="minorBidi"/>
-                <w:sz w:val="28"/>
-                <w:szCs w:val="28"/>
-              </w:rPr>
-            </w:pPr>
-          </w:p>
-          <w:p>
-            <w:pPr>
-              <w:spacing w:after="160" w:line="259" w:lineRule="auto"/>
-              <w:cnfStyle w:val="000000000000" w:firstRow="0" w:lastRow="0" w:firstColumn="0" w:lastColumn="0" w:oddVBand="0" w:evenVBand="0" w:oddHBand="0" w:evenHBand="0" w:firstRowFirstColumn="0" w:firstRowLastColumn="0" w:lastRowFirstColumn="0" w:lastRowLastColumn="0"/>
-              <w:rPr>
-                <w:rStyle w:val="ANSWERS"/>
-                <w:rFonts w:asciiTheme="minorHAnsi" w:hAnsiTheme="minorHAnsi" w:cstheme="minorBidi"/>
-                <w:sz w:val="28"/>
-                <w:szCs w:val="28"/>
-              </w:rPr>
-            </w:pPr>
-          </w:p>
-          <w:p>
-            <w:pPr>
-              <w:spacing w:after="160" w:line="259" w:lineRule="auto"/>
-              <w:cnfStyle w:val="000000000000" w:firstRow="0" w:lastRow="0" w:firstColumn="0" w:lastColumn="0" w:oddVBand="0" w:evenVBand="0" w:oddHBand="0" w:evenHBand="0" w:firstRowFirstColumn="0" w:firstRowLastColumn="0" w:lastRowFirstColumn="0" w:lastRowLastColumn="0"/>
-              <w:rPr>
-                <w:rStyle w:val="ANSWERS"/>
-                <w:rFonts w:asciiTheme="minorHAnsi" w:hAnsiTheme="minorHAnsi" w:cstheme="minorBidi"/>
-                <w:sz w:val="28"/>
-                <w:szCs w:val="28"/>
-              </w:rPr>
-            </w:pPr>
-          </w:p>
-          <w:p>
-            <w:pPr>
-              <w:spacing w:after="160" w:line="259" w:lineRule="auto"/>
-              <w:cnfStyle w:val="000000000000" w:firstRow="0" w:lastRow="0" w:firstColumn="0" w:lastColumn="0" w:oddVBand="0" w:evenVBand="0" w:oddHBand="0" w:evenHBand="0" w:firstRowFirstColumn="0" w:firstRowLastColumn="0" w:lastRowFirstColumn="0" w:lastRowLastColumn="0"/>
-              <w:rPr>
-                <w:rStyle w:val="ANSWERS"/>
-                <w:rFonts w:asciiTheme="minorHAnsi" w:hAnsiTheme="minorHAnsi" w:cstheme="minorBidi"/>
-                <w:sz w:val="28"/>
-                <w:szCs w:val="28"/>
-              </w:rPr>
-            </w:pPr>
-          </w:p>
-          <w:p>
-            <w:pPr>
-              <w:spacing w:after="160" w:line="259" w:lineRule="auto"/>
-              <w:cnfStyle w:val="000000000000" w:firstRow="0" w:lastRow="0" w:firstColumn="0" w:lastColumn="0" w:oddVBand="0" w:evenVBand="0" w:oddHBand="0" w:evenHBand="0" w:firstRowFirstColumn="0" w:firstRowLastColumn="0" w:lastRowFirstColumn="0" w:lastRowLastColumn="0"/>
-              <w:rPr>
-                <w:rStyle w:val="ANSWERS"/>
-                <w:rFonts w:asciiTheme="minorHAnsi" w:hAnsiTheme="minorHAnsi" w:cstheme="minorBidi"/>
-                <w:sz w:val="28"/>
-                <w:szCs w:val="28"/>
-              </w:rPr>
-            </w:pPr>
-          </w:p>
-          <w:p>
-            <w:pPr>
-              <w:spacing w:after="160" w:line="259" w:lineRule="auto"/>
-              <w:cnfStyle w:val="000000000000" w:firstRow="0" w:lastRow="0" w:firstColumn="0" w:lastColumn="0" w:oddVBand="0" w:evenVBand="0" w:oddHBand="0" w:evenHBand="0" w:firstRowFirstColumn="0" w:firstRowLastColumn="0" w:lastRowFirstColumn="0" w:lastRowLastColumn="0"/>
-              <w:rPr>
-                <w:rStyle w:val="ANSWERS"/>
-                <w:rFonts w:asciiTheme="minorHAnsi" w:hAnsiTheme="minorHAnsi" w:cstheme="minorBidi"/>
-                <w:sz w:val="28"/>
-                <w:szCs w:val="28"/>
-              </w:rPr>
-            </w:pPr>
-          </w:p>
-          <w:p>
-            <w:pPr>
-              <w:spacing w:after="160" w:line="259" w:lineRule="auto"/>
-              <w:cnfStyle w:val="000000000000" w:firstRow="0" w:lastRow="0" w:firstColumn="0" w:lastColumn="0" w:oddVBand="0" w:evenVBand="0" w:oddHBand="0" w:evenHBand="0" w:firstRowFirstColumn="0" w:firstRowLastColumn="0" w:lastRowFirstColumn="0" w:lastRowLastColumn="0"/>
-              <w:rPr>
-                <w:rStyle w:val="ANSWERS"/>
-                <w:rFonts w:asciiTheme="minorHAnsi" w:hAnsiTheme="minorHAnsi" w:cstheme="minorBidi"/>
-                <w:sz w:val="28"/>
-                <w:szCs w:val="28"/>
-              </w:rPr>
-            </w:pPr>
-          </w:p>
-        </w:tc>
-      </w:tr>
-    </w:tbl>
-    <w:p>
-      <w:pPr>
-        <w:pStyle w:val="paragraph"/>
-        <w:spacing w:before="0" w:beforeAutospacing="0" w:after="0" w:afterAutospacing="0"/>
-        <w:rPr>
-          <w:rStyle w:val="eop"/>
-          <w:rFonts w:asciiTheme="minorHAnsi" w:hAnsiTheme="minorHAnsi" w:cstheme="minorBidi"/>
-          <w:sz w:val="28"/>
-          <w:szCs w:val="28"/>
-        </w:rPr>
-      </w:pPr>
-    </w:p>
-    <w:p>
-      <w:pPr>
-        <w:pStyle w:val="paragraph"/>
-        <w:spacing w:before="0" w:beforeAutospacing="0" w:after="0" w:afterAutospacing="0"/>
-        <w:rPr>
-          <w:rStyle w:val="eop"/>
-          <w:rFonts w:asciiTheme="minorHAnsi" w:hAnsiTheme="minorHAnsi" w:cstheme="minorBidi"/>
-          <w:sz w:val="28"/>
-          <w:szCs w:val="28"/>
-        </w:rPr>
-      </w:pPr>
-    </w:p>
-    <w:p>
-      <w:pPr>
-        <w:pStyle w:val="paragraph"/>
-        <w:spacing w:before="0" w:beforeAutospacing="0" w:after="0" w:afterAutospacing="0"/>
-        <w:rPr>
-          <w:rStyle w:val="eop"/>
-          <w:rFonts w:asciiTheme="minorHAnsi" w:hAnsiTheme="minorHAnsi" w:cstheme="minorBidi"/>
-          <w:sz w:val="28"/>
-          <w:szCs w:val="28"/>
-        </w:rPr>
-      </w:pPr>
-    </w:p>
-    <w:p>
-      <w:pPr>
-        <w:spacing w:after="160" w:line="259" w:lineRule="auto"/>
-        <w:rPr>
-          <w:rFonts w:asciiTheme="minorHAnsi" w:eastAsiaTheme="majorEastAsia" w:hAnsiTheme="minorHAnsi" w:cstheme="minorBidi"/>
-          <w:color w:val="2F5496" w:themeColor="accent1" w:themeShade="BF"/>
-          <w:sz w:val="32"/>
-          <w:szCs w:val="32"/>
-        </w:rPr>
-      </w:pPr>
-      <w:bookmarkStart w:id="5" w:name="_Toc621661729"/>
-      <w:r>
-        <w:rPr>
-          <w:rFonts w:asciiTheme="minorHAnsi" w:hAnsiTheme="minorHAnsi" w:cstheme="minorBidi"/>
-        </w:rPr>
-        <w:br w:type="page"/>
-      </w:r>
-    </w:p>
-    <w:p>
-      <w:pPr>
-        <w:pStyle w:val="Heading1"/>
-        <w:rPr>
-          <w:rFonts w:asciiTheme="minorHAnsi" w:hAnsiTheme="minorHAnsi" w:cstheme="minorBidi"/>
-        </w:rPr>
-      </w:pPr>
-      <w:r>
-        <w:rPr>
-          <w:rFonts w:asciiTheme="minorHAnsi" w:hAnsiTheme="minorHAnsi" w:cstheme="minorBidi"/>
-        </w:rPr>
-        <w:lastRenderedPageBreak/>
-        <w:t>Day 3: Task 1</w:t>
-      </w:r>
-      <w:bookmarkEnd w:id="5"/>
     </w:p>
     <w:p/>
     <w:p>
@@ -3520,35 +3118,17 @@
       <w:pPr>
         <w:spacing w:after="160" w:line="259" w:lineRule="auto"/>
         <w:rPr>
-          <w:rFonts w:asciiTheme="minorHAnsi" w:eastAsiaTheme="majorEastAsia" w:hAnsiTheme="minorHAnsi" w:cstheme="minorBidi"/>
-          <w:color w:val="2F5496" w:themeColor="accent1" w:themeShade="BF"/>
-          <w:sz w:val="32"/>
-          <w:szCs w:val="32"/>
-        </w:rPr>
-      </w:pPr>
-      <w:bookmarkStart w:id="6" w:name="_Toc1930110380"/>
+          <w:rFonts w:asciiTheme="minorHAnsi" w:hAnsiTheme="minorHAnsi" w:cstheme="minorBidi"/>
+        </w:rPr>
+      </w:pPr>
+      <w:bookmarkStart w:id="5" w:name="_Toc1930110380"/>
       <w:r>
         <w:rPr>
           <w:rFonts w:asciiTheme="minorHAnsi" w:hAnsiTheme="minorHAnsi" w:cstheme="minorBidi"/>
         </w:rPr>
-        <w:br w:type="page"/>
-      </w:r>
-    </w:p>
-    <w:p>
-      <w:pPr>
-        <w:pStyle w:val="Heading1"/>
-        <w:rPr>
-          <w:rFonts w:asciiTheme="minorHAnsi" w:hAnsiTheme="minorHAnsi" w:cstheme="minorBidi"/>
-        </w:rPr>
-      </w:pPr>
-      <w:r>
-        <w:rPr>
-          <w:rFonts w:asciiTheme="minorHAnsi" w:hAnsiTheme="minorHAnsi" w:cstheme="minorBidi"/>
-        </w:rPr>
-        <w:lastRenderedPageBreak/>
         <w:t>Day 3: Task 2</w:t>
       </w:r>
-      <w:bookmarkEnd w:id="6"/>
+      <w:bookmarkEnd w:id="5"/>
     </w:p>
     <w:p/>
     <w:p>
@@ -3814,7 +3394,7 @@
           <w:szCs w:val="32"/>
         </w:rPr>
       </w:pPr>
-      <w:bookmarkStart w:id="7" w:name="_Toc397995405"/>
+      <w:bookmarkStart w:id="6" w:name="_Toc397995405"/>
       <w:r>
         <w:rPr>
           <w:rFonts w:asciiTheme="minorHAnsi" w:hAnsiTheme="minorHAnsi" w:cstheme="minorBidi"/>
@@ -3836,7 +3416,7 @@
         <w:lastRenderedPageBreak/>
         <w:t>Day 4: Task 1</w:t>
       </w:r>
-      <w:bookmarkEnd w:id="7"/>
+      <w:bookmarkEnd w:id="6"/>
     </w:p>
     <w:p/>
     <w:p>
@@ -4101,14 +3681,14 @@
           <w:rFonts w:asciiTheme="minorHAnsi" w:hAnsiTheme="minorHAnsi" w:cstheme="minorBidi"/>
         </w:rPr>
       </w:pPr>
-      <w:bookmarkStart w:id="8" w:name="_Toc511288934"/>
+      <w:bookmarkStart w:id="7" w:name="_Toc511288934"/>
       <w:r>
         <w:rPr>
           <w:rFonts w:asciiTheme="minorHAnsi" w:hAnsiTheme="minorHAnsi" w:cstheme="minorBidi"/>
         </w:rPr>
         <w:t>Day 4: Task 2</w:t>
       </w:r>
-      <w:bookmarkEnd w:id="8"/>
+      <w:bookmarkEnd w:id="7"/>
     </w:p>
     <w:p/>
     <w:p>
@@ -4369,8 +3949,8 @@
                 <w:szCs w:val="44"/>
               </w:rPr>
             </w:pPr>
-            <w:bookmarkStart w:id="9" w:name="_Toc168490848"/>
-            <w:bookmarkStart w:id="10" w:name="_Toc1126090548"/>
+            <w:bookmarkStart w:id="8" w:name="_Toc168490848"/>
+            <w:bookmarkStart w:id="9" w:name="_Toc1126090548"/>
             <w:r>
               <w:rPr>
                 <w:rFonts w:asciiTheme="minorHAnsi" w:hAnsiTheme="minorHAnsi" w:cstheme="minorBidi"/>
@@ -4393,8 +3973,8 @@
               </w:rPr>
               <w:t>ourse Notes</w:t>
             </w:r>
+            <w:bookmarkEnd w:id="8"/>
             <w:bookmarkEnd w:id="9"/>
-            <w:bookmarkEnd w:id="10"/>
           </w:p>
         </w:tc>
       </w:tr>
@@ -4621,8 +4201,8 @@
                 <w:szCs w:val="44"/>
               </w:rPr>
             </w:pPr>
-            <w:bookmarkStart w:id="11" w:name="_Toc168490849"/>
-            <w:bookmarkStart w:id="12" w:name="_Toc346271685"/>
+            <w:bookmarkStart w:id="10" w:name="_Toc168490849"/>
+            <w:bookmarkStart w:id="11" w:name="_Toc346271685"/>
             <w:r>
               <w:rPr>
                 <w:rFonts w:asciiTheme="minorHAnsi" w:hAnsiTheme="minorHAnsi" w:cstheme="minorBidi"/>
@@ -4634,8 +4214,8 @@
               </w:rPr>
               <w:t xml:space="preserve"> Information</w:t>
             </w:r>
+            <w:bookmarkEnd w:id="10"/>
             <w:bookmarkEnd w:id="11"/>
-            <w:bookmarkEnd w:id="12"/>
           </w:p>
         </w:tc>
       </w:tr>
@@ -5174,7 +4754,7 @@
             </wp:anchor>
           </w:drawing>
         </mc:Choice>
-        <mc:Fallback xmlns:w16du="http://schemas.microsoft.com/office/word/2023/wordml/word16du" xmlns:w16sdtfl="http://schemas.microsoft.com/office/word/2024/wordml/sdtformatlock" xmlns:a="http://schemas.openxmlformats.org/drawingml/2006/main">
+        <mc:Fallback xmlns:a="http://schemas.openxmlformats.org/drawingml/2006/main" xmlns:w16sdtfl="http://schemas.microsoft.com/office/word/2024/wordml/sdtformatlock" xmlns:w16du="http://schemas.microsoft.com/office/word/2023/wordml/word16du">
           <w:pict>
             <v:group id="Group 1783282251" style="position:absolute;margin-left:0;margin-top:-34.25pt;width:597.7pt;height:19.8pt;z-index:251661312;mso-position-horizontal:center;mso-position-horizontal-relative:margin;mso-width-relative:margin;mso-height-relative:margin" coordsize="56512,2667" coordorigin="18980" o:spid="_x0000_s1026" w14:anchorId="764DC45D" o:gfxdata="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">
               <v:rect id="Rectangle 503669955" style="position:absolute;left:18980;width:18898;height:2667;visibility:visible;mso-wrap-style:square;v-text-anchor:middle" o:spid="_x0000_s1027" fillcolor="#e72b4b" strokecolor="#e72b4b" strokeweight="1pt" o:gfxdata="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"/>
@@ -8212,21 +7792,6 @@
 </file>
 
 <file path=customXml/item1.xml><?xml version="1.0" encoding="utf-8"?>
-<?mso-contentType ?>
-<FormTemplates xmlns="http://schemas.microsoft.com/sharepoint/v3/contenttype/forms">
-  <Display>DocumentLibraryForm</Display>
-  <Edit>DocumentLibraryForm</Edit>
-  <New>DocumentLibraryForm</New>
-</FormTemplates>
-</file>
-
-<file path=customXml/item2.xml><?xml version="1.0" encoding="utf-8"?>
-<p:properties xmlns:p="http://schemas.microsoft.com/office/2006/metadata/properties" xmlns:xsi="http://www.w3.org/2001/XMLSchema-instance" xmlns:pc="http://schemas.microsoft.com/office/infopath/2007/PartnerControls">
-  <documentManagement/>
-</p:properties>
-</file>
-
-<file path=customXml/item3.xml><?xml version="1.0" encoding="utf-8"?>
 <ct:contentTypeSchema xmlns:ct="http://schemas.microsoft.com/office/2006/metadata/contentType" xmlns:ma="http://schemas.microsoft.com/office/2006/metadata/properties/metaAttributes" ct:_="" ma:_="" ma:contentTypeName="Document" ma:contentTypeID="0x01010069E9F311C76BFA4AAEA00360DAD9E1D9" ma:contentTypeVersion="3" ma:contentTypeDescription="Create a new document." ma:contentTypeScope="" ma:versionID="77652972703a7f80f52e600b5fc6c0bd">
   <xsd:schema xmlns:xsd="http://www.w3.org/2001/XMLSchema" xmlns:xs="http://www.w3.org/2001/XMLSchema" xmlns:p="http://schemas.microsoft.com/office/2006/metadata/properties" xmlns:ns2="a6a4cf9b-fcf8-42fb-8f64-9fad035df620" targetNamespace="http://schemas.microsoft.com/office/2006/metadata/properties" ma:root="true" ma:fieldsID="4441a60f60db3e764fc783310464e69b" ns2:_="">
     <xsd:import namespace="a6a4cf9b-fcf8-42fb-8f64-9fad035df620"/>
@@ -8364,24 +7929,22 @@
 </ct:contentTypeSchema>
 </file>
 
-<file path=customXml/itemProps1.xml><?xml version="1.0" encoding="utf-8"?>
-<ds:datastoreItem xmlns:ds="http://schemas.openxmlformats.org/officeDocument/2006/customXml" ds:itemID="{9D82D2B0-236B-4249-B72E-5E85C186B175}">
-  <ds:schemaRefs>
-    <ds:schemaRef ds:uri="http://schemas.microsoft.com/sharepoint/v3/contenttype/forms"/>
-  </ds:schemaRefs>
-</ds:datastoreItem>
+<file path=customXml/item2.xml><?xml version="1.0" encoding="utf-8"?>
+<p:properties xmlns:p="http://schemas.microsoft.com/office/2006/metadata/properties" xmlns:xsi="http://www.w3.org/2001/XMLSchema-instance" xmlns:pc="http://schemas.microsoft.com/office/infopath/2007/PartnerControls">
+  <documentManagement/>
+</p:properties>
 </file>
 
-<file path=customXml/itemProps2.xml><?xml version="1.0" encoding="utf-8"?>
-<ds:datastoreItem xmlns:ds="http://schemas.openxmlformats.org/officeDocument/2006/customXml" ds:itemID="{2D51DF79-AB0D-4D49-930F-913500C2293E}">
-  <ds:schemaRefs>
-    <ds:schemaRef ds:uri="http://schemas.microsoft.com/office/2006/metadata/properties"/>
-    <ds:schemaRef ds:uri="http://schemas.microsoft.com/office/infopath/2007/PartnerControls"/>
-  </ds:schemaRefs>
-</ds:datastoreItem>
+<file path=customXml/item3.xml><?xml version="1.0" encoding="utf-8"?>
+<?mso-contentType ?>
+<FormTemplates xmlns="http://schemas.microsoft.com/sharepoint/v3/contenttype/forms">
+  <Display>DocumentLibraryForm</Display>
+  <Edit>DocumentLibraryForm</Edit>
+  <New>DocumentLibraryForm</New>
+</FormTemplates>
 </file>
 
-<file path=customXml/itemProps3.xml><?xml version="1.0" encoding="utf-8"?>
+<file path=customXml/itemProps1.xml><?xml version="1.0" encoding="utf-8"?>
 <ds:datastoreItem xmlns:ds="http://schemas.openxmlformats.org/officeDocument/2006/customXml" ds:itemID="{FD91280A-F01B-4D62-A4F4-FF78CA272F66}">
   <ds:schemaRefs>
     <ds:schemaRef ds:uri="http://schemas.microsoft.com/office/2006/metadata/contentType"/>
@@ -8397,4 +7960,21 @@
     <ds:schemaRef ds:uri="http://schemas.microsoft.com/internal/obd"/>
   </ds:schemaRefs>
 </ds:datastoreItem>
+</file>
+
+<file path=customXml/itemProps2.xml><?xml version="1.0" encoding="utf-8"?>
+<ds:datastoreItem xmlns:ds="http://schemas.openxmlformats.org/officeDocument/2006/customXml" ds:itemID="{2D51DF79-AB0D-4D49-930F-913500C2293E}">
+  <ds:schemaRefs>
+    <ds:schemaRef ds:uri="http://schemas.microsoft.com/office/2006/metadata/properties"/>
+    <ds:schemaRef ds:uri="http://schemas.microsoft.com/office/infopath/2007/PartnerControls"/>
+  </ds:schemaRefs>
+</ds:datastoreItem>
+</file>
+
+<file path=customXml/itemProps3.xml><?xml version="1.0" encoding="utf-8"?>
+<ds:datastoreItem xmlns:ds="http://schemas.openxmlformats.org/officeDocument/2006/customXml" ds:itemID="{9D82D2B0-236B-4249-B72E-5E85C186B175}">
+  <ds:schemaRefs>
+    <ds:schemaRef ds:uri="http://schemas.microsoft.com/sharepoint/v3/contenttype/forms"/>
+  </ds:schemaRefs>
+</ds:datastoreItem>
 </file>